--- a/recursos/ANM_846234-2020_recurso_cessao_RL13-2022.docx
+++ b/recursos/ANM_846234-2020_recurso_cessao_RL13-2022.docx
@@ -619,59 +619,654 @@
     <w:p>
       <w:pPr>
         <w:spacing w:line="360" w:lineRule="auto"/>
-        <w:ind w:left="567"/>
         <w:jc w:val="both"/>
       </w:pPr>
       <w:r>
         <w:rPr>
           <w:b/>
-          <w:highlight w:val="yellow"/>
         </w:rPr>
-        <w:t>[INSERIR VISUAL: LINHA DO TEMPO]</w:t>
-      </w:r>
-      <w:r>
-        <w:rPr>
-          <w:b w:val="0"/>
-        </w:rPr>
-        <w:t xml:space="preserve"> 30/10/2020 requerimento do Registro de Licença → 11/12/2020 protocolo SUDEMA → 20/09/2021 Nota PFE valida a declaração de posse → 29/11/2021 cumprimento de exigências e redução de área → </w:t>
-      </w:r>
-      <w:r>
-        <w:rPr>
-          <w:b/>
-        </w:rPr>
-        <w:t>24/05/2022 baixa do CNPJ 39.311.757/0001-31</w:t>
-      </w:r>
-      <w:r>
-        <w:rPr>
-          <w:b w:val="0"/>
-        </w:rPr>
-        <w:t xml:space="preserve"> → </w:t>
-      </w:r>
-      <w:r>
-        <w:rPr>
-          <w:b/>
-        </w:rPr>
-        <w:t>08/07/2022 ANM expede o RL 13/2022</w:t>
-      </w:r>
-      <w:r>
-        <w:rPr>
-          <w:b w:val="0"/>
-        </w:rPr>
-        <w:t xml:space="preserve"> → </w:t>
-      </w:r>
-      <w:r>
-        <w:rPr>
-          <w:b/>
-        </w:rPr>
-        <w:t>18/07/2022 publicação no DOU</w:t>
-      </w:r>
-      <w:r>
-        <w:rPr>
-          <w:b w:val="0"/>
-        </w:rPr>
-        <w:t xml:space="preserve"> → 19/12/2025 pedido de cessão total → 25/08/2026 formulário: todos os requisitos "SIM", único óbice o CNPJ baixado → 11/09/2026 Despacho 145777 nega anuência → [DATA] ciência → [DATA] interposição deste recurso.</w:t>
+        <w:t>Linha do tempo</w:t>
       </w:r>
     </w:p>
+    <w:tbl>
+      <w:tblPr>
+        <w:tblStyle w:val="TableGrid"/>
+        <w:tblW w:type="auto" w:w="0"/>
+        <w:tblLook w:firstColumn="1" w:firstRow="1" w:lastColumn="0" w:lastRow="0" w:noHBand="0" w:noVBand="1" w:val="04A0"/>
+      </w:tblPr>
+      <w:tblGrid>
+        <w:gridCol w:w="3135"/>
+        <w:gridCol w:w="3135"/>
+        <w:gridCol w:w="3135"/>
+      </w:tblGrid>
+      <w:tr>
+        <w:tc>
+          <w:tcPr>
+            <w:tcW w:type="dxa" w:w="3135"/>
+            <w:shd w:val="clear" w:fill="1F2A44"/>
+          </w:tcPr>
+          <w:p>
+            <w:r/>
+            <w:r>
+              <w:rPr>
+                <w:b w:val="0"/>
+                <w:color w:val="FFFFFF"/>
+                <w:sz w:val="18"/>
+              </w:rPr>
+              <w:t>Data</w:t>
+            </w:r>
+          </w:p>
+        </w:tc>
+        <w:tc>
+          <w:tcPr>
+            <w:tcW w:type="dxa" w:w="3135"/>
+            <w:shd w:val="clear" w:fill="1F2A44"/>
+          </w:tcPr>
+          <w:p>
+            <w:r/>
+            <w:r>
+              <w:rPr>
+                <w:b w:val="0"/>
+                <w:color w:val="FFFFFF"/>
+                <w:sz w:val="18"/>
+              </w:rPr>
+              <w:t>Evento</w:t>
+            </w:r>
+          </w:p>
+        </w:tc>
+        <w:tc>
+          <w:tcPr>
+            <w:tcW w:type="dxa" w:w="3135"/>
+            <w:shd w:val="clear" w:fill="1F2A44"/>
+          </w:tcPr>
+          <w:p>
+            <w:r/>
+            <w:r>
+              <w:rPr>
+                <w:b w:val="0"/>
+                <w:color w:val="FFFFFF"/>
+                <w:sz w:val="18"/>
+              </w:rPr>
+              <w:t>SEI</w:t>
+            </w:r>
+          </w:p>
+        </w:tc>
+      </w:tr>
+      <w:tr>
+        <w:tc>
+          <w:tcPr>
+            <w:tcW w:type="dxa" w:w="3135"/>
+          </w:tcPr>
+          <w:p>
+            <w:r/>
+            <w:r>
+              <w:rPr>
+                <w:b w:val="0"/>
+                <w:sz w:val="18"/>
+              </w:rPr>
+              <w:t>30/10/2020</w:t>
+            </w:r>
+          </w:p>
+        </w:tc>
+        <w:tc>
+          <w:tcPr>
+            <w:tcW w:type="dxa" w:w="3135"/>
+          </w:tcPr>
+          <w:p>
+            <w:r/>
+            <w:r>
+              <w:rPr>
+                <w:b w:val="0"/>
+                <w:sz w:val="18"/>
+              </w:rPr>
+              <w:t>Requerimento do Registro de Licença (47,89 ha)</w:t>
+            </w:r>
+          </w:p>
+        </w:tc>
+        <w:tc>
+          <w:tcPr>
+            <w:tcW w:type="dxa" w:w="3135"/>
+          </w:tcPr>
+          <w:p>
+            <w:r/>
+            <w:r>
+              <w:rPr>
+                <w:b w:val="0"/>
+                <w:sz w:val="18"/>
+              </w:rPr>
+              <w:t>1881146</w:t>
+            </w:r>
+          </w:p>
+        </w:tc>
+      </w:tr>
+      <w:tr>
+        <w:tc>
+          <w:tcPr>
+            <w:tcW w:type="dxa" w:w="3135"/>
+          </w:tcPr>
+          <w:p>
+            <w:r/>
+            <w:r>
+              <w:rPr>
+                <w:b w:val="0"/>
+                <w:sz w:val="18"/>
+              </w:rPr>
+              <w:t>11/12/2020</w:t>
+            </w:r>
+          </w:p>
+        </w:tc>
+        <w:tc>
+          <w:tcPr>
+            <w:tcW w:type="dxa" w:w="3135"/>
+          </w:tcPr>
+          <w:p>
+            <w:r/>
+            <w:r>
+              <w:rPr>
+                <w:b w:val="0"/>
+                <w:sz w:val="18"/>
+              </w:rPr>
+              <w:t>Protocolo do licenciamento ambiental na SUDEMA</w:t>
+            </w:r>
+          </w:p>
+        </w:tc>
+        <w:tc>
+          <w:tcPr>
+            <w:tcW w:type="dxa" w:w="3135"/>
+          </w:tcPr>
+          <w:p>
+            <w:r/>
+            <w:r>
+              <w:rPr>
+                <w:b w:val="0"/>
+                <w:sz w:val="18"/>
+              </w:rPr>
+              <w:t>2024406</w:t>
+            </w:r>
+          </w:p>
+        </w:tc>
+      </w:tr>
+      <w:tr>
+        <w:tc>
+          <w:tcPr>
+            <w:tcW w:type="dxa" w:w="3135"/>
+          </w:tcPr>
+          <w:p>
+            <w:r/>
+            <w:r>
+              <w:rPr>
+                <w:b w:val="0"/>
+                <w:sz w:val="18"/>
+              </w:rPr>
+              <w:t>20/09/2021</w:t>
+            </w:r>
+          </w:p>
+        </w:tc>
+        <w:tc>
+          <w:tcPr>
+            <w:tcW w:type="dxa" w:w="3135"/>
+          </w:tcPr>
+          <w:p>
+            <w:r/>
+            <w:r>
+              <w:rPr>
+                <w:b w:val="0"/>
+                <w:sz w:val="18"/>
+              </w:rPr>
+              <w:t>Nota PFE/ANM: declaração de posse é válida</w:t>
+            </w:r>
+          </w:p>
+        </w:tc>
+        <w:tc>
+          <w:tcPr>
+            <w:tcW w:type="dxa" w:w="3135"/>
+          </w:tcPr>
+          <w:p>
+            <w:r/>
+            <w:r>
+              <w:rPr>
+                <w:b w:val="0"/>
+                <w:sz w:val="18"/>
+              </w:rPr>
+              <w:t>3023172</w:t>
+            </w:r>
+          </w:p>
+        </w:tc>
+      </w:tr>
+      <w:tr>
+        <w:tc>
+          <w:tcPr>
+            <w:tcW w:type="dxa" w:w="3135"/>
+          </w:tcPr>
+          <w:p>
+            <w:r/>
+            <w:r>
+              <w:rPr>
+                <w:b w:val="0"/>
+                <w:sz w:val="18"/>
+              </w:rPr>
+              <w:t>29/11/2021</w:t>
+            </w:r>
+          </w:p>
+        </w:tc>
+        <w:tc>
+          <w:tcPr>
+            <w:tcW w:type="dxa" w:w="3135"/>
+          </w:tcPr>
+          <w:p>
+            <w:r/>
+            <w:r>
+              <w:rPr>
+                <w:b w:val="0"/>
+                <w:sz w:val="18"/>
+              </w:rPr>
+              <w:t>Cumprimento de exigências e redução da área para 18,54 ha</w:t>
+            </w:r>
+          </w:p>
+        </w:tc>
+        <w:tc>
+          <w:tcPr>
+            <w:tcW w:type="dxa" w:w="3135"/>
+          </w:tcPr>
+          <w:p>
+            <w:r/>
+            <w:r>
+              <w:rPr>
+                <w:b w:val="0"/>
+                <w:sz w:val="18"/>
+              </w:rPr>
+              <w:t>3306772</w:t>
+            </w:r>
+          </w:p>
+        </w:tc>
+      </w:tr>
+      <w:tr>
+        <w:tc>
+          <w:tcPr>
+            <w:tcW w:type="dxa" w:w="3135"/>
+            <w:shd w:val="clear" w:fill="FFF4D6"/>
+          </w:tcPr>
+          <w:p>
+            <w:r/>
+            <w:r>
+              <w:rPr>
+                <w:b/>
+                <w:sz w:val="18"/>
+              </w:rPr>
+              <w:t>24/05/2022</w:t>
+            </w:r>
+          </w:p>
+        </w:tc>
+        <w:tc>
+          <w:tcPr>
+            <w:tcW w:type="dxa" w:w="3135"/>
+            <w:shd w:val="clear" w:fill="FFF4D6"/>
+          </w:tcPr>
+          <w:p>
+            <w:r/>
+            <w:r>
+              <w:rPr>
+                <w:b/>
+                <w:sz w:val="18"/>
+              </w:rPr>
+              <w:t>Baixa do CNPJ 39.311.757/0001-31 (Empresário Individual)</w:t>
+            </w:r>
+          </w:p>
+        </w:tc>
+        <w:tc>
+          <w:tcPr>
+            <w:tcW w:type="dxa" w:w="3135"/>
+            <w:shd w:val="clear" w:fill="FFF4D6"/>
+          </w:tcPr>
+          <w:p>
+            <w:r/>
+            <w:r>
+              <w:rPr>
+                <w:b w:val="0"/>
+                <w:sz w:val="18"/>
+              </w:rPr>
+              <w:t>20679960</w:t>
+            </w:r>
+          </w:p>
+        </w:tc>
+      </w:tr>
+      <w:tr>
+        <w:tc>
+          <w:tcPr>
+            <w:tcW w:type="dxa" w:w="3135"/>
+            <w:shd w:val="clear" w:fill="FFF4D6"/>
+          </w:tcPr>
+          <w:p>
+            <w:r/>
+            <w:r>
+              <w:rPr>
+                <w:b/>
+                <w:sz w:val="18"/>
+              </w:rPr>
+              <w:t>08/07/2022</w:t>
+            </w:r>
+          </w:p>
+        </w:tc>
+        <w:tc>
+          <w:tcPr>
+            <w:tcW w:type="dxa" w:w="3135"/>
+            <w:shd w:val="clear" w:fill="FFF4D6"/>
+          </w:tcPr>
+          <w:p>
+            <w:r/>
+            <w:r>
+              <w:rPr>
+                <w:b/>
+                <w:sz w:val="18"/>
+              </w:rPr>
+              <w:t>ANM expede o Registro de Licença nº 13/2022</w:t>
+            </w:r>
+          </w:p>
+        </w:tc>
+        <w:tc>
+          <w:tcPr>
+            <w:tcW w:type="dxa" w:w="3135"/>
+            <w:shd w:val="clear" w:fill="FFF4D6"/>
+          </w:tcPr>
+          <w:p>
+            <w:r/>
+            <w:r>
+              <w:rPr>
+                <w:b w:val="0"/>
+                <w:sz w:val="18"/>
+              </w:rPr>
+              <w:t>4442777</w:t>
+            </w:r>
+          </w:p>
+        </w:tc>
+      </w:tr>
+      <w:tr>
+        <w:tc>
+          <w:tcPr>
+            <w:tcW w:type="dxa" w:w="3135"/>
+            <w:shd w:val="clear" w:fill="FFF4D6"/>
+          </w:tcPr>
+          <w:p>
+            <w:r/>
+            <w:r>
+              <w:rPr>
+                <w:b/>
+                <w:sz w:val="18"/>
+              </w:rPr>
+              <w:t>18/07/2022</w:t>
+            </w:r>
+          </w:p>
+        </w:tc>
+        <w:tc>
+          <w:tcPr>
+            <w:tcW w:type="dxa" w:w="3135"/>
+            <w:shd w:val="clear" w:fill="FFF4D6"/>
+          </w:tcPr>
+          <w:p>
+            <w:r/>
+            <w:r>
+              <w:rPr>
+                <w:b/>
+                <w:sz w:val="18"/>
+              </w:rPr>
+              <w:t>Publicação do RL 13/2022 no DOU (validade indeterminada)</w:t>
+            </w:r>
+          </w:p>
+        </w:tc>
+        <w:tc>
+          <w:tcPr>
+            <w:tcW w:type="dxa" w:w="3135"/>
+            <w:shd w:val="clear" w:fill="FFF4D6"/>
+          </w:tcPr>
+          <w:p>
+            <w:r/>
+            <w:r>
+              <w:rPr>
+                <w:b w:val="0"/>
+                <w:sz w:val="18"/>
+              </w:rPr>
+              <w:t>4537432</w:t>
+            </w:r>
+          </w:p>
+        </w:tc>
+      </w:tr>
+      <w:tr>
+        <w:tc>
+          <w:tcPr>
+            <w:tcW w:type="dxa" w:w="3135"/>
+          </w:tcPr>
+          <w:p>
+            <w:r/>
+            <w:r>
+              <w:rPr>
+                <w:b w:val="0"/>
+                <w:sz w:val="18"/>
+              </w:rPr>
+              <w:t>19/12/2025</w:t>
+            </w:r>
+          </w:p>
+        </w:tc>
+        <w:tc>
+          <w:tcPr>
+            <w:tcW w:type="dxa" w:w="3135"/>
+          </w:tcPr>
+          <w:p>
+            <w:r/>
+            <w:r>
+              <w:rPr>
+                <w:b w:val="0"/>
+                <w:sz w:val="18"/>
+              </w:rPr>
+              <w:t>Pedido de cessão total ao CNPJ 63.576.452/0001-36</w:t>
+            </w:r>
+          </w:p>
+        </w:tc>
+        <w:tc>
+          <w:tcPr>
+            <w:tcW w:type="dxa" w:w="3135"/>
+          </w:tcPr>
+          <w:p>
+            <w:r/>
+            <w:r>
+              <w:rPr>
+                <w:b w:val="0"/>
+                <w:sz w:val="18"/>
+              </w:rPr>
+              <w:t>18728345</w:t>
+            </w:r>
+          </w:p>
+        </w:tc>
+      </w:tr>
+      <w:tr>
+        <w:tc>
+          <w:tcPr>
+            <w:tcW w:type="dxa" w:w="3135"/>
+          </w:tcPr>
+          <w:p>
+            <w:r/>
+            <w:r>
+              <w:rPr>
+                <w:b w:val="0"/>
+                <w:sz w:val="18"/>
+              </w:rPr>
+              <w:t>25/08/2026</w:t>
+            </w:r>
+          </w:p>
+        </w:tc>
+        <w:tc>
+          <w:tcPr>
+            <w:tcW w:type="dxa" w:w="3135"/>
+          </w:tcPr>
+          <w:p>
+            <w:r/>
+            <w:r>
+              <w:rPr>
+                <w:b w:val="0"/>
+                <w:sz w:val="18"/>
+              </w:rPr>
+              <w:t>Formulário: todos os requisitos "SIM"; único óbice é o CNPJ baixado</w:t>
+            </w:r>
+          </w:p>
+        </w:tc>
+        <w:tc>
+          <w:tcPr>
+            <w:tcW w:type="dxa" w:w="3135"/>
+          </w:tcPr>
+          <w:p>
+            <w:r/>
+            <w:r>
+              <w:rPr>
+                <w:b w:val="0"/>
+                <w:sz w:val="18"/>
+              </w:rPr>
+              <w:t>20679477</w:t>
+            </w:r>
+          </w:p>
+        </w:tc>
+      </w:tr>
+      <w:tr>
+        <w:tc>
+          <w:tcPr>
+            <w:tcW w:type="dxa" w:w="3135"/>
+          </w:tcPr>
+          <w:p>
+            <w:r/>
+            <w:r>
+              <w:rPr>
+                <w:b w:val="0"/>
+                <w:sz w:val="18"/>
+              </w:rPr>
+              <w:t>11/09/2026</w:t>
+            </w:r>
+          </w:p>
+        </w:tc>
+        <w:tc>
+          <w:tcPr>
+            <w:tcW w:type="dxa" w:w="3135"/>
+          </w:tcPr>
+          <w:p>
+            <w:r/>
+            <w:r>
+              <w:rPr>
+                <w:b w:val="0"/>
+                <w:sz w:val="18"/>
+              </w:rPr>
+              <w:t>Despacho 145777: nega anuência à cessão</w:t>
+            </w:r>
+          </w:p>
+        </w:tc>
+        <w:tc>
+          <w:tcPr>
+            <w:tcW w:type="dxa" w:w="3135"/>
+          </w:tcPr>
+          <w:p>
+            <w:r/>
+            <w:r>
+              <w:rPr>
+                <w:b w:val="0"/>
+                <w:sz w:val="18"/>
+              </w:rPr>
+              <w:t>20726918</w:t>
+            </w:r>
+          </w:p>
+        </w:tc>
+      </w:tr>
+      <w:tr>
+        <w:tc>
+          <w:tcPr>
+            <w:tcW w:type="dxa" w:w="3135"/>
+          </w:tcPr>
+          <w:p>
+            <w:r/>
+            <w:r>
+              <w:rPr>
+                <w:b w:val="0"/>
+                <w:sz w:val="18"/>
+              </w:rPr>
+              <w:t>[DATA]</w:t>
+            </w:r>
+          </w:p>
+        </w:tc>
+        <w:tc>
+          <w:tcPr>
+            <w:tcW w:type="dxa" w:w="3135"/>
+          </w:tcPr>
+          <w:p>
+            <w:r/>
+            <w:r>
+              <w:rPr>
+                <w:b w:val="0"/>
+                <w:sz w:val="18"/>
+              </w:rPr>
+              <w:t>Ciência da recorrente (AR)</w:t>
+            </w:r>
+          </w:p>
+        </w:tc>
+        <w:tc>
+          <w:tcPr>
+            <w:tcW w:type="dxa" w:w="3135"/>
+          </w:tcPr>
+          <w:p>
+            <w:r/>
+            <w:r>
+              <w:rPr>
+                <w:b w:val="0"/>
+                <w:sz w:val="18"/>
+              </w:rPr>
+              <w:t>20814897</w:t>
+            </w:r>
+          </w:p>
+        </w:tc>
+      </w:tr>
+      <w:tr>
+        <w:tc>
+          <w:tcPr>
+            <w:tcW w:type="dxa" w:w="3135"/>
+          </w:tcPr>
+          <w:p>
+            <w:r/>
+            <w:r>
+              <w:rPr>
+                <w:b w:val="0"/>
+                <w:sz w:val="18"/>
+              </w:rPr>
+              <w:t>[DATA]</w:t>
+            </w:r>
+          </w:p>
+        </w:tc>
+        <w:tc>
+          <w:tcPr>
+            <w:tcW w:type="dxa" w:w="3135"/>
+          </w:tcPr>
+          <w:p>
+            <w:r/>
+            <w:r>
+              <w:rPr>
+                <w:b w:val="0"/>
+                <w:sz w:val="18"/>
+              </w:rPr>
+              <w:t>Interposição deste recurso</w:t>
+            </w:r>
+          </w:p>
+        </w:tc>
+        <w:tc>
+          <w:tcPr>
+            <w:tcW w:type="dxa" w:w="3135"/>
+          </w:tcPr>
+          <w:p>
+            <w:r/>
+            <w:r>
+              <w:rPr>
+                <w:b w:val="0"/>
+                <w:sz w:val="18"/>
+              </w:rPr>
+              <w:t>–</w:t>
+            </w:r>
+          </w:p>
+        </w:tc>
+      </w:tr>
+    </w:tbl>
+    <w:p/>
     <w:p>
       <w:pPr>
         <w:spacing w:before="280"/>
@@ -724,26 +1319,118 @@
         <w:t>Requer-se, por isso, a atribuição de efeito suspensivo, para que nenhum ato decorrente da negativa de anuência seja praticado até o julgamento final deste recurso, com a manutenção do Registro de Licença nº 13/2022 e da recorrente como sua titular.</w:t>
       </w:r>
     </w:p>
-    <w:p>
-      <w:pPr>
-        <w:spacing w:line="360" w:lineRule="auto"/>
-        <w:ind w:left="567"/>
-        <w:jc w:val="both"/>
-      </w:pPr>
-      <w:r>
-        <w:rPr>
-          <w:b/>
-          <w:highlight w:val="yellow"/>
-        </w:rPr>
-        <w:t>[INSERIR VISUAL: TABELA CHECKLIST]</w:t>
-      </w:r>
-      <w:r>
-        <w:rPr>
-          <w:b w:val="0"/>
-        </w:rPr>
-        <w:t xml:space="preserve"> Requisitos do art. 61, parágrafo único, da Lei nº 9.784/1999: (1) plausibilidade: Cartão CNPJ "213-5 - Empresário (Individual)" + outorga do título após a baixa + todos os requisitos do art. 236 atestados como cumpridos; (2) justo receio de prejuízo de difícil reparação: título preso a inscrição baixada, impossibilidade de faturar, recolher CFEM e renovar licença ambiental.</w:t>
-      </w:r>
-    </w:p>
+    <w:tbl>
+      <w:tblPr>
+        <w:tblStyle w:val="TableGrid"/>
+        <w:tblW w:type="auto" w:w="0"/>
+        <w:tblLook w:firstColumn="1" w:firstRow="1" w:lastColumn="0" w:lastRow="0" w:noHBand="0" w:noVBand="1" w:val="04A0"/>
+      </w:tblPr>
+      <w:tblGrid>
+        <w:gridCol w:w="4702"/>
+        <w:gridCol w:w="4702"/>
+      </w:tblGrid>
+      <w:tr>
+        <w:tc>
+          <w:tcPr>
+            <w:tcW w:type="dxa" w:w="4702"/>
+            <w:shd w:val="clear" w:fill="1F2A44"/>
+          </w:tcPr>
+          <w:p>
+            <w:r/>
+            <w:r>
+              <w:rPr>
+                <w:b w:val="0"/>
+                <w:color w:val="FFFFFF"/>
+                <w:sz w:val="18"/>
+              </w:rPr>
+              <w:t>Requisito (art. 61, parágrafo único, Lei nº 9.784/1999)</w:t>
+            </w:r>
+          </w:p>
+        </w:tc>
+        <w:tc>
+          <w:tcPr>
+            <w:tcW w:type="dxa" w:w="4702"/>
+            <w:shd w:val="clear" w:fill="1F2A44"/>
+          </w:tcPr>
+          <w:p>
+            <w:r/>
+            <w:r>
+              <w:rPr>
+                <w:b w:val="0"/>
+                <w:color w:val="FFFFFF"/>
+                <w:sz w:val="18"/>
+              </w:rPr>
+              <w:t>Como o caso o preenche</w:t>
+            </w:r>
+          </w:p>
+        </w:tc>
+      </w:tr>
+      <w:tr>
+        <w:tc>
+          <w:tcPr>
+            <w:tcW w:type="dxa" w:w="4702"/>
+          </w:tcPr>
+          <w:p>
+            <w:r/>
+            <w:r>
+              <w:rPr>
+                <w:b w:val="0"/>
+                <w:sz w:val="18"/>
+              </w:rPr>
+              <w:t>Plausibilidade do direito</w:t>
+            </w:r>
+          </w:p>
+        </w:tc>
+        <w:tc>
+          <w:tcPr>
+            <w:tcW w:type="dxa" w:w="4702"/>
+          </w:tcPr>
+          <w:p>
+            <w:r/>
+            <w:r>
+              <w:rPr>
+                <w:b w:val="0"/>
+                <w:sz w:val="18"/>
+              </w:rPr>
+              <w:t>Cartão CNPJ "213-5 - Empresário (Individual)"; título outorgado após a baixa; todos os requisitos do art. 236 atestados como cumpridos (SEI 20679477)</w:t>
+            </w:r>
+          </w:p>
+        </w:tc>
+      </w:tr>
+      <w:tr>
+        <w:tc>
+          <w:tcPr>
+            <w:tcW w:type="dxa" w:w="4702"/>
+          </w:tcPr>
+          <w:p>
+            <w:r/>
+            <w:r>
+              <w:rPr>
+                <w:b w:val="0"/>
+                <w:sz w:val="18"/>
+              </w:rPr>
+              <w:t>Justo receio de prejuízo de difícil ou incerta reparação</w:t>
+            </w:r>
+          </w:p>
+        </w:tc>
+        <w:tc>
+          <w:tcPr>
+            <w:tcW w:type="dxa" w:w="4702"/>
+          </w:tcPr>
+          <w:p>
+            <w:r/>
+            <w:r>
+              <w:rPr>
+                <w:b w:val="0"/>
+                <w:sz w:val="18"/>
+              </w:rPr>
+              <w:t>Título preso a inscrição baixada: sem nota fiscal, sem recolhimento regular de CFEM, sem base cadastral para a licença ambiental, risco de a atividade ser tratada como irregular</w:t>
+            </w:r>
+          </w:p>
+        </w:tc>
+      </w:tr>
+    </w:tbl>
+    <w:p/>
     <w:p>
       <w:pPr>
         <w:spacing w:before="280"/>
@@ -857,16 +1544,7 @@
           <w:i/>
           <w:sz w:val="20"/>
         </w:rPr>
-        <w:t xml:space="preserve">"O empresário individual é a própria pessoa física ou natural, respondendo os seus bens pelas obrigações que assumiu, quer civis quer comerciais." (STJ, REsp 1.355.000/SP, Rel. Min. Marco Buzzi, Quarta Turma, j. 20/10/2016, DJe 10/11/2016) </w:t>
-      </w:r>
-      <w:r>
-        <w:rPr>
-          <w:b/>
-          <w:i/>
-          <w:sz w:val="20"/>
-          <w:highlight w:val="yellow"/>
-        </w:rPr>
-        <w:t>[CONFERIR EMENTA]</w:t>
+        <w:t>"A empresa individual é mera ficção jurídica que permite à pessoa natural atuar no mercado com vantagens próprias da pessoa jurídica, sem que a titularidade implique distinção patrimonial entre o empresário individual e a pessoa natural titular da firma individual." (STJ, REsp 1.355.000/SP, Rel. Min. Marco Buzzi, Quarta Turma, j. 20/10/2016, DJe 10/11/2016)</w:t>
       </w:r>
     </w:p>
     <w:p>
@@ -880,7 +1558,7 @@
           <w:i/>
           <w:sz w:val="20"/>
         </w:rPr>
-        <w:t xml:space="preserve">"A empresa individual é mera ficção jurídica que permite à pessoa natural atuar no mercado com vantagens próprias da pessoa jurídica, sem que a titularidade implique distinção patrimonial entre o empresário individual e a pessoa natural titular da firma individual." (STJ, REsp 594.832/RO, Rel. Min. Nancy Andrighi, Terceira Turma, j. 28/06/2005, DJ 01/08/2005) </w:t>
+        <w:t xml:space="preserve">"O empresário individual é a própria pessoa física ou natural, respondendo os seus bens pelas obrigações que assumiu, quer civis quer comerciais." A firma individual é "mera ficção jurídica, criada para habilitar a pessoa natural a praticar atos de comércio, com vantagens do ponto de vista fiscal". (STJ, REsp 594.832/RO, Rel. Min. Nancy Andrighi, Terceira Turma, j. 28/06/2005) </w:t>
       </w:r>
       <w:r>
         <w:rPr>
@@ -889,7 +1567,7 @@
           <w:sz w:val="20"/>
           <w:highlight w:val="yellow"/>
         </w:rPr>
-        <w:t>[CONFERIR EMENTA]</w:t>
+        <w:t>[CONFERIR DATA DE PUBLICAÇÃO]</w:t>
       </w:r>
     </w:p>
     <w:p>
@@ -952,26 +1630,307 @@
         <w:t>, comprovação mediante declaração da Junta Comercial [...] dos poderes de representação do(s) sócio(s) signatário(s)". O cedente não tem sócios. Quem assinou a cessão foi a titular do direito, pessoalmente, com certificado digital e validação biométrica (SEI 18728345).</w:t>
       </w:r>
     </w:p>
-    <w:p>
-      <w:pPr>
-        <w:spacing w:line="360" w:lineRule="auto"/>
-        <w:ind w:left="567"/>
-        <w:jc w:val="both"/>
-      </w:pPr>
-      <w:r>
-        <w:rPr>
-          <w:b/>
-          <w:highlight w:val="yellow"/>
-        </w:rPr>
-        <w:t>[INSERIR VISUAL: TABELA COMPARATIVA]</w:t>
-      </w:r>
-      <w:r>
-        <w:rPr>
-          <w:b w:val="0"/>
-        </w:rPr>
-        <w:t xml:space="preserve"> Coluna "Hipótese do art. 8º da OS 599/2025 (pessoa jurídica extinta)": sociedade com personalidade própria; baixa = fim da personalidade (art. 51 CC); ninguém pode manifestar vontade por ela; patrimônio segue a liquidação. Coluna "Nosso caso (empresário individual)": natureza jurídica 213-5; a titular é a pessoa natural (art. 966 CC; REsp 1.355.000/SP; REsp 594.832/RO); pessoa viva e capaz (arts. 1º e 6º CC); patrimônio único; a própria titular assinou a cessão.</w:t>
-      </w:r>
-    </w:p>
+    <w:tbl>
+      <w:tblPr>
+        <w:tblStyle w:val="TableGrid"/>
+        <w:tblW w:type="auto" w:w="0"/>
+        <w:tblLook w:firstColumn="1" w:firstRow="1" w:lastColumn="0" w:lastRow="0" w:noHBand="0" w:noVBand="1" w:val="04A0"/>
+      </w:tblPr>
+      <w:tblGrid>
+        <w:gridCol w:w="3135"/>
+        <w:gridCol w:w="3135"/>
+        <w:gridCol w:w="3135"/>
+      </w:tblGrid>
+      <w:tr>
+        <w:tc>
+          <w:tcPr>
+            <w:tcW w:type="dxa" w:w="3135"/>
+            <w:shd w:val="clear" w:fill="1F2A44"/>
+          </w:tcPr>
+          <w:p>
+            <w:r/>
+            <w:r>
+              <w:rPr>
+                <w:b w:val="0"/>
+                <w:color w:val="FFFFFF"/>
+                <w:sz w:val="18"/>
+              </w:rPr>
+              <w:t>Critério</w:t>
+            </w:r>
+          </w:p>
+        </w:tc>
+        <w:tc>
+          <w:tcPr>
+            <w:tcW w:type="dxa" w:w="3135"/>
+            <w:shd w:val="clear" w:fill="1F2A44"/>
+          </w:tcPr>
+          <w:p>
+            <w:r/>
+            <w:r>
+              <w:rPr>
+                <w:b w:val="0"/>
+                <w:color w:val="FFFFFF"/>
+                <w:sz w:val="18"/>
+              </w:rPr>
+              <w:t>Hipótese do art. 8º da OS 599/2025 (pessoa jurídica extinta)</w:t>
+            </w:r>
+          </w:p>
+        </w:tc>
+        <w:tc>
+          <w:tcPr>
+            <w:tcW w:type="dxa" w:w="3135"/>
+            <w:shd w:val="clear" w:fill="1F2A44"/>
+          </w:tcPr>
+          <w:p>
+            <w:r/>
+            <w:r>
+              <w:rPr>
+                <w:b w:val="0"/>
+                <w:color w:val="FFFFFF"/>
+                <w:sz w:val="18"/>
+              </w:rPr>
+              <w:t>Nosso caso (empresário individual)</w:t>
+            </w:r>
+          </w:p>
+        </w:tc>
+      </w:tr>
+      <w:tr>
+        <w:tc>
+          <w:tcPr>
+            <w:tcW w:type="dxa" w:w="3135"/>
+          </w:tcPr>
+          <w:p>
+            <w:r/>
+            <w:r>
+              <w:rPr>
+                <w:b w:val="0"/>
+                <w:sz w:val="18"/>
+              </w:rPr>
+              <w:t>Natureza do cedente</w:t>
+            </w:r>
+          </w:p>
+        </w:tc>
+        <w:tc>
+          <w:tcPr>
+            <w:tcW w:type="dxa" w:w="3135"/>
+          </w:tcPr>
+          <w:p>
+            <w:r/>
+            <w:r>
+              <w:rPr>
+                <w:b w:val="0"/>
+                <w:sz w:val="18"/>
+              </w:rPr>
+              <w:t>Sociedade, com personalidade própria (art. 44 do CC)</w:t>
+            </w:r>
+          </w:p>
+        </w:tc>
+        <w:tc>
+          <w:tcPr>
+            <w:tcW w:type="dxa" w:w="3135"/>
+          </w:tcPr>
+          <w:p>
+            <w:r/>
+            <w:r>
+              <w:rPr>
+                <w:b w:val="0"/>
+                <w:sz w:val="18"/>
+              </w:rPr>
+              <w:t>Natureza 213-5: a titular é a pessoa natural (art. 966 do CC)</w:t>
+            </w:r>
+          </w:p>
+        </w:tc>
+      </w:tr>
+      <w:tr>
+        <w:tc>
+          <w:tcPr>
+            <w:tcW w:type="dxa" w:w="3135"/>
+          </w:tcPr>
+          <w:p>
+            <w:r/>
+            <w:r>
+              <w:rPr>
+                <w:b w:val="0"/>
+                <w:sz w:val="18"/>
+              </w:rPr>
+              <w:t>Efeito da baixa</w:t>
+            </w:r>
+          </w:p>
+        </w:tc>
+        <w:tc>
+          <w:tcPr>
+            <w:tcW w:type="dxa" w:w="3135"/>
+          </w:tcPr>
+          <w:p>
+            <w:r/>
+            <w:r>
+              <w:rPr>
+                <w:b w:val="0"/>
+                <w:sz w:val="18"/>
+              </w:rPr>
+              <w:t>Fim da personalidade jurídica (art. 51 do CC)</w:t>
+            </w:r>
+          </w:p>
+        </w:tc>
+        <w:tc>
+          <w:tcPr>
+            <w:tcW w:type="dxa" w:w="3135"/>
+          </w:tcPr>
+          <w:p>
+            <w:r/>
+            <w:r>
+              <w:rPr>
+                <w:b w:val="0"/>
+                <w:sz w:val="18"/>
+              </w:rPr>
+              <w:t>Encerra só a inscrição fiscal; a pessoa segue viva e capaz (arts. 1º e 6º do CC)</w:t>
+            </w:r>
+          </w:p>
+        </w:tc>
+      </w:tr>
+      <w:tr>
+        <w:tc>
+          <w:tcPr>
+            <w:tcW w:type="dxa" w:w="3135"/>
+          </w:tcPr>
+          <w:p>
+            <w:r/>
+            <w:r>
+              <w:rPr>
+                <w:b w:val="0"/>
+                <w:sz w:val="18"/>
+              </w:rPr>
+              <w:t>Quem manifesta a vontade</w:t>
+            </w:r>
+          </w:p>
+        </w:tc>
+        <w:tc>
+          <w:tcPr>
+            <w:tcW w:type="dxa" w:w="3135"/>
+          </w:tcPr>
+          <w:p>
+            <w:r/>
+            <w:r>
+              <w:rPr>
+                <w:b w:val="0"/>
+                <w:sz w:val="18"/>
+              </w:rPr>
+              <w:t>Ninguém mais pode falar pela sociedade extinta</w:t>
+            </w:r>
+          </w:p>
+        </w:tc>
+        <w:tc>
+          <w:tcPr>
+            <w:tcW w:type="dxa" w:w="3135"/>
+          </w:tcPr>
+          <w:p>
+            <w:r/>
+            <w:r>
+              <w:rPr>
+                <w:b w:val="0"/>
+                <w:sz w:val="18"/>
+              </w:rPr>
+              <w:t>A própria titular assinou a cessão, com certificado digital e biometria</w:t>
+            </w:r>
+          </w:p>
+        </w:tc>
+      </w:tr>
+      <w:tr>
+        <w:tc>
+          <w:tcPr>
+            <w:tcW w:type="dxa" w:w="3135"/>
+          </w:tcPr>
+          <w:p>
+            <w:r/>
+            <w:r>
+              <w:rPr>
+                <w:b w:val="0"/>
+                <w:sz w:val="18"/>
+              </w:rPr>
+              <w:t>Patrimônio</w:t>
+            </w:r>
+          </w:p>
+        </w:tc>
+        <w:tc>
+          <w:tcPr>
+            <w:tcW w:type="dxa" w:w="3135"/>
+          </w:tcPr>
+          <w:p>
+            <w:r/>
+            <w:r>
+              <w:rPr>
+                <w:b w:val="0"/>
+                <w:sz w:val="18"/>
+              </w:rPr>
+              <w:t>Segue as regras da liquidação</w:t>
+            </w:r>
+          </w:p>
+        </w:tc>
+        <w:tc>
+          <w:tcPr>
+            <w:tcW w:type="dxa" w:w="3135"/>
+          </w:tcPr>
+          <w:p>
+            <w:r/>
+            <w:r>
+              <w:rPr>
+                <w:b w:val="0"/>
+                <w:sz w:val="18"/>
+              </w:rPr>
+              <w:t>Patrimônio único da pessoa natural (REsp 1.355.000/SP; REsp 594.832/RO)</w:t>
+            </w:r>
+          </w:p>
+        </w:tc>
+      </w:tr>
+      <w:tr>
+        <w:tc>
+          <w:tcPr>
+            <w:tcW w:type="dxa" w:w="3135"/>
+          </w:tcPr>
+          <w:p>
+            <w:r/>
+            <w:r>
+              <w:rPr>
+                <w:b w:val="0"/>
+                <w:sz w:val="18"/>
+              </w:rPr>
+              <w:t>Posição da ANM</w:t>
+            </w:r>
+          </w:p>
+        </w:tc>
+        <w:tc>
+          <w:tcPr>
+            <w:tcW w:type="dxa" w:w="3135"/>
+          </w:tcPr>
+          <w:p>
+            <w:r/>
+            <w:r>
+              <w:rPr>
+                <w:b w:val="0"/>
+                <w:sz w:val="18"/>
+              </w:rPr>
+              <w:t>–</w:t>
+            </w:r>
+          </w:p>
+        </w:tc>
+        <w:tc>
+          <w:tcPr>
+            <w:tcW w:type="dxa" w:w="3135"/>
+          </w:tcPr>
+          <w:p>
+            <w:r/>
+            <w:r>
+              <w:rPr>
+                <w:b w:val="0"/>
+                <w:sz w:val="18"/>
+              </w:rPr>
+              <w:t>Outorgou o título depois da baixa e o declara "em vigor"</w:t>
+            </w:r>
+          </w:p>
+        </w:tc>
+      </w:tr>
+    </w:tbl>
+    <w:p/>
     <w:p>
       <w:pPr>
         <w:spacing w:before="200"/>
@@ -1250,6 +2209,7 @@
         <w:tc>
           <w:tcPr>
             <w:tcW w:type="dxa" w:w="3135"/>
+            <w:shd w:val="clear" w:fill="E8F5E9"/>
           </w:tcPr>
           <w:p>
             <w:r/>
@@ -1297,6 +2257,7 @@
         <w:tc>
           <w:tcPr>
             <w:tcW w:type="dxa" w:w="3135"/>
+            <w:shd w:val="clear" w:fill="E8F5E9"/>
           </w:tcPr>
           <w:p>
             <w:r/>
@@ -1344,6 +2305,7 @@
         <w:tc>
           <w:tcPr>
             <w:tcW w:type="dxa" w:w="3135"/>
+            <w:shd w:val="clear" w:fill="E8F5E9"/>
           </w:tcPr>
           <w:p>
             <w:r/>
@@ -1391,6 +2353,7 @@
         <w:tc>
           <w:tcPr>
             <w:tcW w:type="dxa" w:w="3135"/>
+            <w:shd w:val="clear" w:fill="E8F5E9"/>
           </w:tcPr>
           <w:p>
             <w:r/>
@@ -1438,6 +2401,7 @@
         <w:tc>
           <w:tcPr>
             <w:tcW w:type="dxa" w:w="3135"/>
+            <w:shd w:val="clear" w:fill="E8F5E9"/>
           </w:tcPr>
           <w:p>
             <w:r/>
@@ -1485,6 +2449,7 @@
         <w:tc>
           <w:tcPr>
             <w:tcW w:type="dxa" w:w="3135"/>
+            <w:shd w:val="clear" w:fill="E8F5E9"/>
           </w:tcPr>
           <w:p>
             <w:r/>
@@ -1532,6 +2497,7 @@
         <w:tc>
           <w:tcPr>
             <w:tcW w:type="dxa" w:w="3135"/>
+            <w:shd w:val="clear" w:fill="E8F5E9"/>
           </w:tcPr>
           <w:p>
             <w:r/>
@@ -1579,6 +2545,7 @@
         <w:tc>
           <w:tcPr>
             <w:tcW w:type="dxa" w:w="3135"/>
+            <w:shd w:val="clear" w:fill="E8F5E9"/>
           </w:tcPr>
           <w:p>
             <w:r/>
@@ -1626,6 +2593,7 @@
         <w:tc>
           <w:tcPr>
             <w:tcW w:type="dxa" w:w="3135"/>
+            <w:shd w:val="clear" w:fill="E8F5E9"/>
           </w:tcPr>
           <w:p>
             <w:r/>
@@ -1800,26 +2768,6 @@
       </w:tr>
     </w:tbl>
     <w:p/>
-    <w:p>
-      <w:pPr>
-        <w:spacing w:line="360" w:lineRule="auto"/>
-        <w:ind w:left="567"/>
-        <w:jc w:val="both"/>
-      </w:pPr>
-      <w:r>
-        <w:rPr>
-          <w:b/>
-          <w:highlight w:val="yellow"/>
-        </w:rPr>
-        <w:t>[INSERIR VISUAL: TABELA CHECKLIST]</w:t>
-      </w:r>
-      <w:r>
-        <w:rPr>
-          <w:b w:val="0"/>
-        </w:rPr>
-        <w:t xml:space="preserve"> Destacar em verde os requisitos cumpridos e em vermelho o único óbice, com a nota "afastado: cedente é empresário individual (pessoa natural capaz)".</w:t>
-      </w:r>
-    </w:p>
     <w:p>
       <w:pPr>
         <w:spacing w:before="200"/>
